--- a/vi/files/resources/Risk_of_Bias_Tool_Chooser_VN.docx
+++ b/vi/files/resources/Risk_of_Bias_Tool_Chooser_VN.docx
@@ -132,7 +132,7 @@
               <w:rPr>
                 <w:sz w:val="18"/>
               </w:rPr>
-              <w:t>Bước 3: đánh giá từng lĩnh vực (nguy cơ thấp / có một số lo ngại / nguy cơ cao), rồi hỏi: kết luận có được dữ liệu ủng hộ không? Trong khóa học chúng ta dùng bảng kiểm 10 câu hỏi đơn giản; hãy dùng các công cụ đầy đủ này khi thẩm định bằng chứng một cách chính thức (ví dụ cho một tổng quan hệ thống).</w:t>
+              <w:t>Bước 3: đánh giá từng lĩnh vực (nguy cơ thấp / có một số lo ngại / nguy cơ cao), rồi hỏi: kết luận có được dữ liệu ủng hộ không? Trong khóa học, lớp dùng bảng kiểm 10 câu hỏi đơn giản; hãy dùng các công cụ đầy đủ này khi thẩm định bằng chứng một cách chính thức (ví dụ cho một tổng quan hệ thống).</w:t>
             </w:r>
           </w:p>
           <w:p>
